--- a/Отчёт_Python_МурзинаАЕ_6405.docx
+++ b/Отчёт_Python_МурзинаАЕ_6405.docx
@@ -699,7 +699,6 @@
         <w:rPr>
           <w:sz w:val="26"/>
           <w:szCs w:val="26"/>
-          <w:lang w:val="en-US"/>
         </w:rPr>
       </w:pPr>
     </w:p>
@@ -1297,7 +1296,19 @@
               <w:rPr>
                 <w:rStyle w:val="af"/>
               </w:rPr>
-              <w:t>ПРИЛОЖЕНИЕ А</w:t>
+              <w:t>П</w:t>
+            </w:r>
+            <w:r>
+              <w:rPr>
+                <w:rStyle w:val="af"/>
+              </w:rPr>
+              <w:t>риложение</w:t>
+            </w:r>
+            <w:r>
+              <w:rPr>
+                <w:rStyle w:val="af"/>
+              </w:rPr>
+              <w:t xml:space="preserve"> А</w:t>
             </w:r>
             <w:r>
               <w:rPr>
@@ -1553,25 +1564,7 @@
           <w:szCs w:val="28"/>
           <w:lang w:eastAsia="en-US"/>
         </w:rPr>
-        <w:t xml:space="preserve">Код </w:t>
-      </w:r>
-      <w:r>
-        <w:rPr>
-          <w:rFonts w:eastAsia="Calibri"/>
-          <w:sz w:val="28"/>
-          <w:szCs w:val="28"/>
-          <w:lang w:eastAsia="en-US"/>
-        </w:rPr>
-        <w:t>второй</w:t>
-      </w:r>
-      <w:r>
-        <w:rPr>
-          <w:rFonts w:eastAsia="Calibri"/>
-          <w:sz w:val="28"/>
-          <w:szCs w:val="28"/>
-          <w:lang w:eastAsia="en-US"/>
-        </w:rPr>
-        <w:t xml:space="preserve"> лабораторной работы (</w:t>
+        <w:t>Код второй лабораторной работы (</w:t>
       </w:r>
       <w:r>
         <w:rPr>
@@ -1721,25 +1714,7 @@
           <w:szCs w:val="28"/>
           <w:lang w:eastAsia="en-US"/>
         </w:rPr>
-        <w:t xml:space="preserve">Код </w:t>
-      </w:r>
-      <w:r>
-        <w:rPr>
-          <w:rFonts w:eastAsia="Calibri"/>
-          <w:sz w:val="28"/>
-          <w:szCs w:val="28"/>
-          <w:lang w:eastAsia="en-US"/>
-        </w:rPr>
-        <w:t>третьей</w:t>
-      </w:r>
-      <w:r>
-        <w:rPr>
-          <w:rFonts w:eastAsia="Calibri"/>
-          <w:sz w:val="28"/>
-          <w:szCs w:val="28"/>
-          <w:lang w:eastAsia="en-US"/>
-        </w:rPr>
-        <w:t xml:space="preserve"> лабораторной работы (</w:t>
+        <w:t>Код третьей лабораторной работы (</w:t>
       </w:r>
       <w:r>
         <w:rPr>
@@ -1847,25 +1822,7 @@
           <w:szCs w:val="28"/>
           <w:lang w:eastAsia="en-US"/>
         </w:rPr>
-        <w:t xml:space="preserve">Код </w:t>
-      </w:r>
-      <w:r>
-        <w:rPr>
-          <w:rFonts w:eastAsia="Calibri"/>
-          <w:sz w:val="28"/>
-          <w:szCs w:val="28"/>
-          <w:lang w:eastAsia="en-US"/>
-        </w:rPr>
-        <w:t xml:space="preserve">четвертой </w:t>
-      </w:r>
-      <w:r>
-        <w:rPr>
-          <w:rFonts w:eastAsia="Calibri"/>
-          <w:sz w:val="28"/>
-          <w:szCs w:val="28"/>
-          <w:lang w:eastAsia="en-US"/>
-        </w:rPr>
-        <w:t>лабораторной работы (</w:t>
+        <w:t>Код четвертой лабораторной работы (</w:t>
       </w:r>
       <w:r>
         <w:rPr>
@@ -1974,25 +1931,7 @@
           <w:lang w:eastAsia="en-US"/>
         </w:rPr>
         <w:lastRenderedPageBreak/>
-        <w:t xml:space="preserve">Код </w:t>
-      </w:r>
-      <w:r>
-        <w:rPr>
-          <w:rFonts w:eastAsia="Calibri"/>
-          <w:sz w:val="28"/>
-          <w:szCs w:val="28"/>
-          <w:lang w:eastAsia="en-US"/>
-        </w:rPr>
-        <w:t>пятой</w:t>
-      </w:r>
-      <w:r>
-        <w:rPr>
-          <w:rFonts w:eastAsia="Calibri"/>
-          <w:sz w:val="28"/>
-          <w:szCs w:val="28"/>
-          <w:lang w:eastAsia="en-US"/>
-        </w:rPr>
-        <w:t xml:space="preserve"> лабораторной работы (</w:t>
+        <w:t>Код пятой лабораторной работы (</w:t>
       </w:r>
       <w:r>
         <w:rPr>
@@ -2792,9 +2731,6 @@
       <w:pPr>
         <w:pStyle w:val="1-"/>
         <w:ind w:firstLine="708"/>
-        <w:rPr>
-          <w:lang w:val="en-US"/>
-        </w:rPr>
       </w:pPr>
       <w:r>
         <w:t>Для установки пакета, содержащего все реализованные модули, необходимо выполнить следующую команду в терминале</w:t>
@@ -2807,13 +2743,29 @@
       <w:pPr>
         <w:pStyle w:val="1-"/>
         <w:ind w:firstLine="708"/>
+        <w:rPr>
+          <w:rFonts w:ascii="Courier New" w:hAnsi="Courier New" w:cs="Courier New"/>
+          <w:sz w:val="24"/>
+          <w:szCs w:val="24"/>
+        </w:rPr>
+      </w:pPr>
+      <w:r>
         <w:rPr>
           <w:rFonts w:ascii="Courier New" w:hAnsi="Courier New" w:cs="Courier New"/>
           <w:sz w:val="24"/>
           <w:szCs w:val="24"/>
           <w:lang w:val="en-US"/>
         </w:rPr>
-      </w:pPr>
+        <w:t>pip</w:t>
+      </w:r>
+      <w:r>
+        <w:rPr>
+          <w:rFonts w:ascii="Courier New" w:hAnsi="Courier New" w:cs="Courier New"/>
+          <w:sz w:val="24"/>
+          <w:szCs w:val="24"/>
+        </w:rPr>
+        <w:t xml:space="preserve"> </w:t>
+      </w:r>
       <w:r>
         <w:rPr>
           <w:rFonts w:ascii="Courier New" w:hAnsi="Courier New" w:cs="Courier New"/>
@@ -2821,7 +2773,15 @@
           <w:szCs w:val="24"/>
           <w:lang w:val="en-US"/>
         </w:rPr>
-        <w:t>pip install -</w:t>
+        <w:t>install</w:t>
+      </w:r>
+      <w:r>
+        <w:rPr>
+          <w:rFonts w:ascii="Courier New" w:hAnsi="Courier New" w:cs="Courier New"/>
+          <w:sz w:val="24"/>
+          <w:szCs w:val="24"/>
+        </w:rPr>
+        <w:t xml:space="preserve"> -</w:t>
       </w:r>
       <w:proofErr w:type="gramStart"/>
       <w:r>
@@ -2831,15 +2791,22 @@
           <w:szCs w:val="24"/>
           <w:lang w:val="en-US"/>
         </w:rPr>
-        <w:t>e .</w:t>
-      </w:r>
-      <w:proofErr w:type="gramEnd"/>
+        <w:t>e</w:t>
+      </w:r>
       <w:r>
         <w:rPr>
           <w:rFonts w:ascii="Courier New" w:hAnsi="Courier New" w:cs="Courier New"/>
           <w:sz w:val="24"/>
           <w:szCs w:val="24"/>
-          <w:lang w:val="en-US"/>
+        </w:rPr>
+        <w:t xml:space="preserve"> .</w:t>
+      </w:r>
+      <w:proofErr w:type="gramEnd"/>
+      <w:r>
+        <w:rPr>
+          <w:rFonts w:ascii="Courier New" w:hAnsi="Courier New" w:cs="Courier New"/>
+          <w:sz w:val="24"/>
+          <w:szCs w:val="24"/>
         </w:rPr>
         <w:t xml:space="preserve">     </w:t>
       </w:r>
@@ -2942,9 +2909,9 @@
           <w:szCs w:val="24"/>
           <w:lang w:val="en-US"/>
         </w:rPr>
-        <w:t>cat_image_processor.__version</w:t>
-      </w:r>
-      <w:proofErr w:type="spellEnd"/>
+        <w:t>cat_image_</w:t>
+      </w:r>
+      <w:proofErr w:type="gramStart"/>
       <w:r>
         <w:rPr>
           <w:rFonts w:ascii="Courier New" w:eastAsia="Verdana" w:hAnsi="Courier New" w:cs="Courier New"/>
@@ -2953,8 +2920,9 @@
           <w:szCs w:val="24"/>
           <w:lang w:val="en-US"/>
         </w:rPr>
-        <w:t>__}')"</w:t>
-      </w:r>
+        <w:t>processor._</w:t>
+      </w:r>
+      <w:proofErr w:type="gramEnd"/>
       <w:r>
         <w:rPr>
           <w:rFonts w:ascii="Courier New" w:eastAsia="Verdana" w:hAnsi="Courier New" w:cs="Courier New"/>
@@ -2963,63 +2931,9 @@
           <w:szCs w:val="24"/>
           <w:lang w:val="en-US"/>
         </w:rPr>
-        <w:t>.</w:t>
-      </w:r>
-    </w:p>
-    <w:p>
-      <w:pPr>
-        <w:pStyle w:val="1-"/>
-        <w:ind w:firstLine="708"/>
-      </w:pPr>
-      <w:r>
-        <w:t>Если</w:t>
-      </w:r>
-      <w:r>
-        <w:t xml:space="preserve"> </w:t>
-      </w:r>
-      <w:r>
-        <w:t>требуется</w:t>
-      </w:r>
-      <w:r>
-        <w:t xml:space="preserve"> </w:t>
-      </w:r>
-      <w:r>
-        <w:t>установить</w:t>
-      </w:r>
-      <w:r>
-        <w:t xml:space="preserve"> </w:t>
-      </w:r>
-      <w:r>
-        <w:t>зависимости</w:t>
-      </w:r>
-      <w:r>
-        <w:t xml:space="preserve"> </w:t>
-      </w:r>
-      <w:r>
-        <w:t>проекта</w:t>
-      </w:r>
-      <w:r>
-        <w:t xml:space="preserve"> </w:t>
-      </w:r>
-      <w:r>
-        <w:t>вручную</w:t>
-      </w:r>
-      <w:r>
-        <w:t xml:space="preserve"> </w:t>
-      </w:r>
-      <w:r>
-        <w:t>(например, при разработке), можно воспользоваться файлом requirements.txt, выполнив стандартную команду.</w:t>
-      </w:r>
-    </w:p>
-    <w:p>
-      <w:pPr>
-        <w:pStyle w:val="1-"/>
-        <w:ind w:firstLine="708"/>
-        <w:rPr>
-          <w:rFonts w:ascii="Courier New" w:hAnsi="Courier New" w:cs="Courier New"/>
-          <w:lang w:val="en-US"/>
-        </w:rPr>
-      </w:pPr>
+        <w:t>_version</w:t>
+      </w:r>
+      <w:proofErr w:type="spellEnd"/>
       <w:r>
         <w:rPr>
           <w:rFonts w:ascii="Courier New" w:eastAsia="Verdana" w:hAnsi="Courier New" w:cs="Courier New"/>
@@ -3028,6 +2942,81 @@
           <w:szCs w:val="24"/>
           <w:lang w:val="en-US"/>
         </w:rPr>
+        <w:t>__}')"</w:t>
+      </w:r>
+      <w:r>
+        <w:rPr>
+          <w:rFonts w:ascii="Courier New" w:eastAsia="Verdana" w:hAnsi="Courier New" w:cs="Courier New"/>
+          <w:color w:val="000000"/>
+          <w:sz w:val="24"/>
+          <w:szCs w:val="24"/>
+          <w:lang w:val="en-US"/>
+        </w:rPr>
+        <w:t>.</w:t>
+      </w:r>
+    </w:p>
+    <w:p>
+      <w:pPr>
+        <w:pStyle w:val="1-"/>
+        <w:ind w:firstLine="708"/>
+      </w:pPr>
+      <w:r>
+        <w:t>Если</w:t>
+      </w:r>
+      <w:r>
+        <w:t xml:space="preserve"> </w:t>
+      </w:r>
+      <w:r>
+        <w:t>требуется</w:t>
+      </w:r>
+      <w:r>
+        <w:t xml:space="preserve"> </w:t>
+      </w:r>
+      <w:r>
+        <w:t>установить</w:t>
+      </w:r>
+      <w:r>
+        <w:t xml:space="preserve"> </w:t>
+      </w:r>
+      <w:r>
+        <w:t>зависимости</w:t>
+      </w:r>
+      <w:r>
+        <w:t xml:space="preserve"> </w:t>
+      </w:r>
+      <w:r>
+        <w:t>проекта</w:t>
+      </w:r>
+      <w:r>
+        <w:t xml:space="preserve"> </w:t>
+      </w:r>
+      <w:r>
+        <w:t>вручную</w:t>
+      </w:r>
+      <w:r>
+        <w:t xml:space="preserve"> </w:t>
+      </w:r>
+      <w:r>
+        <w:t>(например, при разработке), можно воспользоваться файлом requirements.txt, выполнив стандартную команду.</w:t>
+      </w:r>
+    </w:p>
+    <w:p>
+      <w:pPr>
+        <w:pStyle w:val="1-"/>
+        <w:ind w:firstLine="708"/>
+        <w:rPr>
+          <w:rFonts w:ascii="Courier New" w:hAnsi="Courier New" w:cs="Courier New"/>
+          <w:lang w:val="en-US"/>
+        </w:rPr>
+      </w:pPr>
+      <w:r>
+        <w:rPr>
+          <w:rFonts w:ascii="Courier New" w:eastAsia="Verdana" w:hAnsi="Courier New" w:cs="Courier New"/>
+          <w:color w:val="000000"/>
+          <w:sz w:val="24"/>
+          <w:szCs w:val="24"/>
+          <w:lang w:val="en-US"/>
+        </w:rPr>
         <w:t>pip install -r requirements.txt</w:t>
       </w:r>
     </w:p>
@@ -3367,9 +3356,6 @@
       <w:pPr>
         <w:pStyle w:val="1-"/>
         <w:ind w:firstLine="708"/>
-        <w:rPr>
-          <w:lang w:val="en-US"/>
-        </w:rPr>
       </w:pPr>
       <w:r>
         <w:t>З</w:t>
@@ -3503,10 +3489,7 @@
       </w:r>
       <w:proofErr w:type="spellEnd"/>
       <w:r>
-        <w:t>:</w:t>
-      </w:r>
-      <w:r>
-        <w:t xml:space="preserve"> </w:t>
+        <w:t xml:space="preserve">: </w:t>
       </w:r>
     </w:p>
     <w:p>
@@ -3546,36 +3529,37 @@
           <w:szCs w:val="24"/>
           <w:lang w:val="en-US"/>
         </w:rPr>
-        <w:t xml:space="preserve"> --limit 5</w:t>
-      </w:r>
-      <w:r>
+        <w:t xml:space="preserve"> --limit 5.</w:t>
+      </w:r>
+    </w:p>
+    <w:p>
+      <w:pPr>
+        <w:pStyle w:val="1-"/>
+      </w:pPr>
+      <w:r>
+        <w:t>Можно также указать конкретные породы:</w:t>
+      </w:r>
+    </w:p>
+    <w:p>
+      <w:pPr>
+        <w:pStyle w:val="1-"/>
         <w:rPr>
           <w:rFonts w:ascii="Courier New" w:hAnsi="Courier New" w:cs="Courier New"/>
           <w:sz w:val="24"/>
           <w:szCs w:val="24"/>
           <w:lang w:val="en-US"/>
         </w:rPr>
-        <w:t>.</w:t>
-      </w:r>
-    </w:p>
-    <w:p>
-      <w:pPr>
-        <w:pStyle w:val="1-"/>
-      </w:pPr>
-      <w:r>
-        <w:t>Можно также указать конкретные породы:</w:t>
-      </w:r>
-    </w:p>
-    <w:p>
-      <w:pPr>
-        <w:pStyle w:val="1-"/>
+      </w:pPr>
+      <w:r>
         <w:rPr>
           <w:rFonts w:ascii="Courier New" w:hAnsi="Courier New" w:cs="Courier New"/>
           <w:sz w:val="24"/>
           <w:szCs w:val="24"/>
           <w:lang w:val="en-US"/>
         </w:rPr>
-      </w:pPr>
+        <w:t>cat-process cat-</w:t>
+      </w:r>
+      <w:proofErr w:type="spellStart"/>
       <w:r>
         <w:rPr>
           <w:rFonts w:ascii="Courier New" w:hAnsi="Courier New" w:cs="Courier New"/>
@@ -3583,9 +3567,9 @@
           <w:szCs w:val="24"/>
           <w:lang w:val="en-US"/>
         </w:rPr>
-        <w:t>cat-process cat-</w:t>
-      </w:r>
-      <w:proofErr w:type="spellStart"/>
+        <w:t>api</w:t>
+      </w:r>
+      <w:proofErr w:type="spellEnd"/>
       <w:r>
         <w:rPr>
           <w:rFonts w:ascii="Courier New" w:hAnsi="Courier New" w:cs="Courier New"/>
@@ -3593,70 +3577,159 @@
           <w:szCs w:val="24"/>
           <w:lang w:val="en-US"/>
         </w:rPr>
-        <w:t>api</w:t>
+        <w:t xml:space="preserve"> --breeds Siamese Persian --limit 3</w:t>
+      </w:r>
+    </w:p>
+    <w:p>
+      <w:pPr>
+        <w:pStyle w:val="1-"/>
+        <w:ind w:firstLine="0"/>
+      </w:pPr>
+      <w:r>
+        <w:rPr>
+          <w:lang w:val="en-US"/>
+        </w:rPr>
+        <w:tab/>
+      </w:r>
+      <w:r>
+        <w:t xml:space="preserve">После выполнения программы в консоли отобразятся информационные сообщения о старте и завершении работы, а также общее время выполнения (см. </w:t>
+      </w:r>
+      <w:r>
+        <w:t>р</w:t>
+      </w:r>
+      <w:r>
+        <w:t xml:space="preserve">исунок 1). Детальная информация о каждом этапе обработки будет записана в лог-файл app.log. В результате в директории </w:t>
+      </w:r>
+      <w:r>
+        <w:rPr>
+          <w:lang w:val="en-US"/>
+        </w:rPr>
+        <w:t>cat</w:t>
+      </w:r>
+      <w:r>
+        <w:t>_</w:t>
+      </w:r>
+      <w:r>
+        <w:rPr>
+          <w:lang w:val="en-US"/>
+        </w:rPr>
+        <w:t>images</w:t>
+      </w:r>
+      <w:r>
+        <w:t>_</w:t>
+      </w:r>
+      <w:r>
+        <w:rPr>
+          <w:lang w:val="en-US"/>
+        </w:rPr>
+        <w:t>output</w:t>
+      </w:r>
+      <w:r>
+        <w:t xml:space="preserve"> будут созданы файлы с обработанными изображениями, именованные по шаблону {номер}_{порода}_{тип_обработки}.png (см. </w:t>
+      </w:r>
+      <w:r>
+        <w:t>р</w:t>
+      </w:r>
+      <w:r>
+        <w:t>исунок 2).</w:t>
+      </w:r>
+    </w:p>
+    <w:p>
+      <w:pPr>
+        <w:pStyle w:val="1-"/>
+      </w:pPr>
+      <w:r>
+        <w:lastRenderedPageBreak/>
+        <w:t>В</w:t>
+      </w:r>
+      <w:r>
+        <w:t xml:space="preserve"> рамках лабораторной работы №3 модуль анализа данных генерирует графики на основе CSV-файла с погодными данными. Примеры этих графиков представлены на рисунке 3.</w:t>
+      </w:r>
+    </w:p>
+    <w:p>
+      <w:pPr>
+        <w:pStyle w:val="1-"/>
+        <w:ind w:firstLine="708"/>
+      </w:pPr>
+      <w:bookmarkStart w:id="16" w:name="_Hlk217103318"/>
+      <w:r>
+        <w:t>Для проверки корректности работы всех компонентов приложения следует запустить модуль тестирования</w:t>
+      </w:r>
+      <w:bookmarkEnd w:id="16"/>
+      <w:r>
+        <w:t xml:space="preserve">. Команда с использованием фреймворка </w:t>
+      </w:r>
+      <w:proofErr w:type="spellStart"/>
+      <w:r>
+        <w:t>pytest</w:t>
       </w:r>
       <w:proofErr w:type="spellEnd"/>
       <w:r>
-        <w:rPr>
-          <w:rFonts w:ascii="Courier New" w:hAnsi="Courier New" w:cs="Courier New"/>
+        <w:t xml:space="preserve"> выполнит все тесты и предоставит подробный отчет о результатах:</w:t>
+      </w:r>
+    </w:p>
+    <w:p>
+      <w:pPr>
+        <w:pStyle w:val="1-"/>
+        <w:rPr>
+          <w:rFonts w:ascii="Courier New" w:eastAsia="Verdana" w:hAnsi="Courier New" w:cs="Courier New"/>
+          <w:color w:val="000000"/>
+          <w:sz w:val="24"/>
+          <w:szCs w:val="24"/>
+        </w:rPr>
+      </w:pPr>
+      <w:proofErr w:type="spellStart"/>
+      <w:r>
+        <w:rPr>
+          <w:rFonts w:ascii="Courier New" w:eastAsia="Verdana" w:hAnsi="Courier New" w:cs="Courier New"/>
+          <w:color w:val="000000"/>
           <w:sz w:val="24"/>
           <w:szCs w:val="24"/>
           <w:lang w:val="en-US"/>
         </w:rPr>
-        <w:t xml:space="preserve"> --breeds Siamese Persian --limit 3</w:t>
+        <w:t>py</w:t>
+      </w:r>
+      <w:proofErr w:type="spellEnd"/>
+      <w:r>
+        <w:rPr>
+          <w:rFonts w:ascii="Courier New" w:eastAsia="Verdana" w:hAnsi="Courier New" w:cs="Courier New"/>
+          <w:color w:val="000000"/>
+          <w:sz w:val="24"/>
+          <w:szCs w:val="24"/>
+          <w:lang w:val="en-US"/>
+        </w:rPr>
+        <w:t xml:space="preserve"> -m </w:t>
+      </w:r>
+      <w:proofErr w:type="spellStart"/>
+      <w:r>
+        <w:rPr>
+          <w:rFonts w:ascii="Courier New" w:eastAsia="Verdana" w:hAnsi="Courier New" w:cs="Courier New"/>
+          <w:color w:val="000000"/>
+          <w:sz w:val="24"/>
+          <w:szCs w:val="24"/>
+          <w:lang w:val="en-US"/>
+        </w:rPr>
+        <w:t>pytest</w:t>
+      </w:r>
+      <w:proofErr w:type="spellEnd"/>
+      <w:r>
+        <w:rPr>
+          <w:rFonts w:ascii="Courier New" w:eastAsia="Verdana" w:hAnsi="Courier New" w:cs="Courier New"/>
+          <w:color w:val="000000"/>
+          <w:sz w:val="24"/>
+          <w:szCs w:val="24"/>
+          <w:lang w:val="en-US"/>
+        </w:rPr>
+        <w:t xml:space="preserve"> tests/ -v</w:t>
       </w:r>
     </w:p>
     <w:p>
       <w:pPr>
         <w:pStyle w:val="1-"/>
-        <w:ind w:firstLine="0"/>
-      </w:pPr>
-      <w:r>
-        <w:rPr>
-          <w:lang w:val="en-US"/>
-        </w:rPr>
-        <w:tab/>
-      </w:r>
-      <w:r>
-        <w:t xml:space="preserve">После выполнения программы в консоли отобразятся информационные сообщения о старте и завершении работы, а также общее время выполнения (см. Рисунок 1). Детальная информация о каждом этапе обработки будет записана в лог-файл app.log. В результате в директории </w:t>
-      </w:r>
-      <w:r>
-        <w:rPr>
-          <w:lang w:val="en-US"/>
-        </w:rPr>
-        <w:t>cat</w:t>
-      </w:r>
-      <w:r>
-        <w:t>_</w:t>
-      </w:r>
-      <w:r>
-        <w:rPr>
-          <w:lang w:val="en-US"/>
-        </w:rPr>
-        <w:t>images</w:t>
-      </w:r>
-      <w:r>
-        <w:t>_</w:t>
-      </w:r>
-      <w:r>
-        <w:rPr>
-          <w:lang w:val="en-US"/>
-        </w:rPr>
-        <w:t>output</w:t>
-      </w:r>
-      <w:r>
-        <w:t xml:space="preserve"> будут созданы файлы с обработанными изображениями, именованные по шаблону {номер}_{порода}_{тип_обработки}.png (см. Рисунок 2).</w:t>
-      </w:r>
-    </w:p>
-    <w:p>
-      <w:pPr>
-        <w:pStyle w:val="1-"/>
-      </w:pPr>
-    </w:p>
-    <w:p>
-      <w:pPr>
-        <w:pStyle w:val="1-"/>
-      </w:pPr>
+      </w:pPr>
+      <w:r>
+        <w:t>Результаты успешного прохождения всего набора тестов показаны на рисунке 4.</w:t>
+      </w:r>
     </w:p>
     <w:p>
       <w:pPr>
@@ -3664,11 +3737,13 @@
         <w:jc w:val="center"/>
       </w:pPr>
       <w:r>
-        <w:lastRenderedPageBreak/>
+        <w:rPr>
+          <w:noProof/>
+        </w:rPr>
         <w:drawing>
-          <wp:inline distT="0" distB="0" distL="0" distR="0" wp14:anchorId="38A2927F" wp14:editId="12BF10CB">
-            <wp:extent cx="5505450" cy="3328343"/>
-            <wp:effectExtent l="0" t="0" r="0" b="5715"/>
+          <wp:inline distT="0" distB="0" distL="0" distR="0" wp14:anchorId="38A2927F" wp14:editId="39F77ACC">
+            <wp:extent cx="5065757" cy="3062522"/>
+            <wp:effectExtent l="0" t="0" r="1905" b="5080"/>
             <wp:docPr id="22713023" name="Рисунок 1"/>
             <wp:cNvGraphicFramePr>
               <a:graphicFrameLocks xmlns:a="http://schemas.openxmlformats.org/drawingml/2006/main" noChangeAspect="1"/>
@@ -3689,7 +3764,7 @@
                   <pic:spPr>
                     <a:xfrm>
                       <a:off x="0" y="0"/>
-                      <a:ext cx="5512969" cy="3332888"/>
+                      <a:ext cx="5104088" cy="3085695"/>
                     </a:xfrm>
                     <a:prstGeom prst="rect">
                       <a:avLst/>
@@ -3757,10 +3832,13 @@
         <w:jc w:val="center"/>
       </w:pPr>
       <w:r>
+        <w:rPr>
+          <w:noProof/>
+        </w:rPr>
         <w:drawing>
-          <wp:inline distT="0" distB="0" distL="0" distR="0" wp14:anchorId="41F1F78D" wp14:editId="19512198">
-            <wp:extent cx="5939790" cy="1743075"/>
-            <wp:effectExtent l="0" t="0" r="3810" b="9525"/>
+          <wp:inline distT="0" distB="0" distL="0" distR="0" wp14:anchorId="41F1F78D" wp14:editId="60FFB048">
+            <wp:extent cx="5972249" cy="1752600"/>
+            <wp:effectExtent l="0" t="0" r="9525" b="0"/>
             <wp:docPr id="1889908543" name="Рисунок 1"/>
             <wp:cNvGraphicFramePr>
               <a:graphicFrameLocks xmlns:a="http://schemas.openxmlformats.org/drawingml/2006/main" noChangeAspect="1"/>
@@ -3781,7 +3859,7 @@
                   <pic:spPr>
                     <a:xfrm>
                       <a:off x="0" y="0"/>
-                      <a:ext cx="5939790" cy="1743075"/>
+                      <a:ext cx="6009082" cy="1763409"/>
                     </a:xfrm>
                     <a:prstGeom prst="rect">
                       <a:avLst/>
@@ -3793,143 +3871,58 @@
           </wp:inline>
         </w:drawing>
       </w:r>
-    </w:p>
-    <w:p>
-      <w:pPr>
-        <w:pStyle w:val="-"/>
-      </w:pPr>
-      <w:r>
-        <w:t xml:space="preserve">Рисунок 2 – </w:t>
-      </w:r>
-      <w:r>
-        <w:t xml:space="preserve">Содержимое папки </w:t>
-      </w:r>
-      <w:r>
-        <w:rPr>
+      <w:r>
+        <w:rPr>
+          <w:sz w:val="28"/>
+          <w:szCs w:val="28"/>
+        </w:rPr>
+        <w:t xml:space="preserve">Рисунок 2 – Содержимое папки </w:t>
+      </w:r>
+      <w:r>
+        <w:rPr>
+          <w:sz w:val="28"/>
+          <w:szCs w:val="28"/>
           <w:lang w:val="en-US"/>
         </w:rPr>
         <w:t>cat</w:t>
       </w:r>
       <w:r>
+        <w:rPr>
+          <w:sz w:val="28"/>
+          <w:szCs w:val="28"/>
+        </w:rPr>
         <w:t>_</w:t>
       </w:r>
       <w:r>
         <w:rPr>
+          <w:sz w:val="28"/>
+          <w:szCs w:val="28"/>
           <w:lang w:val="en-US"/>
         </w:rPr>
         <w:t>images</w:t>
       </w:r>
       <w:r>
+        <w:rPr>
+          <w:sz w:val="28"/>
+          <w:szCs w:val="28"/>
+        </w:rPr>
         <w:t>_</w:t>
       </w:r>
       <w:r>
         <w:rPr>
+          <w:sz w:val="28"/>
+          <w:szCs w:val="28"/>
           <w:lang w:val="en-US"/>
         </w:rPr>
         <w:t>output</w:t>
       </w:r>
       <w:r>
+        <w:rPr>
+          <w:sz w:val="28"/>
+          <w:szCs w:val="28"/>
+        </w:rPr>
         <w:t xml:space="preserve"> с сохраненными файлами изображений</w:t>
       </w:r>
-    </w:p>
-    <w:p>
-      <w:pPr>
-        <w:pStyle w:val="1-"/>
-        <w:ind w:firstLine="708"/>
-      </w:pPr>
-      <w:bookmarkStart w:id="16" w:name="_Hlk217103318"/>
-      <w:r>
-        <w:t>Для проверки корректности работы всех компонентов приложения следует запустить модуль тестирования</w:t>
-      </w:r>
-      <w:bookmarkEnd w:id="16"/>
-      <w:r>
-        <w:t xml:space="preserve">. Команда с использованием фреймворка </w:t>
-      </w:r>
-      <w:proofErr w:type="spellStart"/>
-      <w:r>
-        <w:t>pytest</w:t>
-      </w:r>
-      <w:proofErr w:type="spellEnd"/>
-      <w:r>
-        <w:t xml:space="preserve"> выполнит все тесты и предоставит подробный отчет о результатах:</w:t>
-      </w:r>
-    </w:p>
-    <w:p>
-      <w:pPr>
-        <w:pStyle w:val="1-"/>
-        <w:rPr>
-          <w:rFonts w:ascii="Courier New" w:hAnsi="Courier New" w:cs="Courier New"/>
-          <w:lang w:val="en-US"/>
-        </w:rPr>
-      </w:pPr>
-      <w:proofErr w:type="spellStart"/>
-      <w:r>
-        <w:rPr>
-          <w:rFonts w:ascii="Courier New" w:eastAsia="Verdana" w:hAnsi="Courier New" w:cs="Courier New"/>
-          <w:color w:val="000000"/>
-          <w:sz w:val="24"/>
-          <w:szCs w:val="24"/>
-          <w:lang w:val="en-US"/>
-        </w:rPr>
-        <w:t>py</w:t>
-      </w:r>
-      <w:proofErr w:type="spellEnd"/>
-      <w:r>
-        <w:rPr>
-          <w:rFonts w:ascii="Courier New" w:eastAsia="Verdana" w:hAnsi="Courier New" w:cs="Courier New"/>
-          <w:color w:val="000000"/>
-          <w:sz w:val="24"/>
-          <w:szCs w:val="24"/>
-          <w:lang w:val="en-US"/>
-        </w:rPr>
-        <w:t xml:space="preserve"> -m </w:t>
-      </w:r>
-      <w:proofErr w:type="spellStart"/>
-      <w:r>
-        <w:rPr>
-          <w:rFonts w:ascii="Courier New" w:eastAsia="Verdana" w:hAnsi="Courier New" w:cs="Courier New"/>
-          <w:color w:val="000000"/>
-          <w:sz w:val="24"/>
-          <w:szCs w:val="24"/>
-          <w:lang w:val="en-US"/>
-        </w:rPr>
-        <w:t>pytest</w:t>
-      </w:r>
-      <w:proofErr w:type="spellEnd"/>
-      <w:r>
-        <w:rPr>
-          <w:rFonts w:ascii="Courier New" w:eastAsia="Verdana" w:hAnsi="Courier New" w:cs="Courier New"/>
-          <w:color w:val="000000"/>
-          <w:sz w:val="24"/>
-          <w:szCs w:val="24"/>
-          <w:lang w:val="en-US"/>
-        </w:rPr>
-        <w:t xml:space="preserve"> tests/ -v</w:t>
-      </w:r>
-    </w:p>
-    <w:p>
-      <w:pPr>
-        <w:pStyle w:val="1-"/>
-        <w:rPr>
-          <w:lang w:val="en-US"/>
-        </w:rPr>
-      </w:pPr>
-    </w:p>
-    <w:p>
-      <w:pPr>
-        <w:pStyle w:val="1-"/>
-        <w:rPr>
-          <w:lang w:val="en-US"/>
-        </w:rPr>
-      </w:pPr>
-    </w:p>
-    <w:p>
-      <w:pPr>
-        <w:pStyle w:val="1-"/>
-        <w:rPr>
-          <w:lang w:val="en-US"/>
-        </w:rPr>
-      </w:pPr>
     </w:p>
     <w:p>
       <w:pPr>
@@ -3945,9 +3938,9 @@
         </w:rPr>
         <w:lastRenderedPageBreak/>
         <w:drawing>
-          <wp:inline distT="0" distB="0" distL="0" distR="0" wp14:anchorId="02FE6FB5" wp14:editId="655BDB4F">
-            <wp:extent cx="4903819" cy="2766060"/>
-            <wp:effectExtent l="0" t="0" r="0" b="0"/>
+          <wp:inline distT="0" distB="0" distL="0" distR="0" wp14:anchorId="02FE6FB5" wp14:editId="25888E49">
+            <wp:extent cx="5463540" cy="3081777"/>
+            <wp:effectExtent l="0" t="0" r="3810" b="4445"/>
             <wp:docPr id="735495006" name="Рисунок 1"/>
             <wp:cNvGraphicFramePr>
               <a:graphicFrameLocks xmlns:a="http://schemas.openxmlformats.org/drawingml/2006/main" noChangeAspect="1"/>
@@ -3968,7 +3961,7 @@
                   <pic:spPr>
                     <a:xfrm>
                       <a:off x="0" y="0"/>
-                      <a:ext cx="4910552" cy="2769858"/>
+                      <a:ext cx="5480521" cy="3091355"/>
                     </a:xfrm>
                     <a:prstGeom prst="rect">
                       <a:avLst/>
@@ -3980,23 +3973,14 @@
           </wp:inline>
         </w:drawing>
       </w:r>
-    </w:p>
-    <w:p>
-      <w:pPr>
-        <w:pStyle w:val="affe"/>
-        <w:jc w:val="center"/>
-        <w:rPr>
-          <w:lang w:val="en-US"/>
-        </w:rPr>
-      </w:pPr>
       <w:r>
         <w:rPr>
           <w:noProof/>
         </w:rPr>
         <w:drawing>
-          <wp:inline distT="0" distB="0" distL="0" distR="0" wp14:anchorId="1DC56C5B" wp14:editId="22CB3A14">
-            <wp:extent cx="5484962" cy="3093720"/>
-            <wp:effectExtent l="0" t="0" r="1905" b="0"/>
+          <wp:inline distT="0" distB="0" distL="0" distR="0" wp14:anchorId="1DC56C5B" wp14:editId="55917E7A">
+            <wp:extent cx="5606552" cy="3162300"/>
+            <wp:effectExtent l="0" t="0" r="0" b="0"/>
             <wp:docPr id="876634483" name="Рисунок 1"/>
             <wp:cNvGraphicFramePr>
               <a:graphicFrameLocks xmlns:a="http://schemas.openxmlformats.org/drawingml/2006/main" noChangeAspect="1"/>
@@ -4017,7 +4001,7 @@
                   <pic:spPr>
                     <a:xfrm>
                       <a:off x="0" y="0"/>
-                      <a:ext cx="5506929" cy="3106110"/>
+                      <a:ext cx="5640060" cy="3181200"/>
                     </a:xfrm>
                     <a:prstGeom prst="rect">
                       <a:avLst/>
@@ -4029,33 +4013,15 @@
           </wp:inline>
         </w:drawing>
       </w:r>
-    </w:p>
-    <w:p>
-      <w:pPr>
-        <w:pStyle w:val="affe"/>
-        <w:jc w:val="center"/>
+      <w:r>
         <w:rPr>
           <w:noProof/>
         </w:rPr>
-      </w:pPr>
-      <w:r>
         <w:lastRenderedPageBreak/>
-        <w:t>.</w:t>
-      </w:r>
-      <w:r>
-        <w:rPr>
-          <w:noProof/>
-        </w:rPr>
-        <w:t xml:space="preserve"> </w:t>
-      </w:r>
-      <w:r>
-        <w:rPr>
-          <w:noProof/>
-        </w:rPr>
         <w:drawing>
-          <wp:inline distT="0" distB="0" distL="0" distR="0" wp14:anchorId="278C21E5" wp14:editId="513DDA12">
-            <wp:extent cx="5327206" cy="2613660"/>
-            <wp:effectExtent l="0" t="0" r="6985" b="0"/>
+          <wp:inline distT="0" distB="0" distL="0" distR="0" wp14:anchorId="278C21E5" wp14:editId="784B5E48">
+            <wp:extent cx="5078707" cy="2491740"/>
+            <wp:effectExtent l="0" t="0" r="8255" b="3810"/>
             <wp:docPr id="1812890931" name="Рисунок 1"/>
             <wp:cNvGraphicFramePr>
               <a:graphicFrameLocks xmlns:a="http://schemas.openxmlformats.org/drawingml/2006/main" noChangeAspect="1"/>
@@ -4076,7 +4042,7 @@
                   <pic:spPr>
                     <a:xfrm>
                       <a:off x="0" y="0"/>
-                      <a:ext cx="5340026" cy="2619950"/>
+                      <a:ext cx="5092536" cy="2498525"/>
                     </a:xfrm>
                     <a:prstGeom prst="rect">
                       <a:avLst/>
@@ -4099,9 +4065,9 @@
           <w:noProof/>
         </w:rPr>
         <w:drawing>
-          <wp:inline distT="0" distB="0" distL="0" distR="0" wp14:anchorId="3787C174" wp14:editId="133587B7">
-            <wp:extent cx="5543550" cy="3654808"/>
-            <wp:effectExtent l="0" t="0" r="0" b="3175"/>
+          <wp:inline distT="0" distB="0" distL="0" distR="0" wp14:anchorId="3787C174" wp14:editId="11E3A3CD">
+            <wp:extent cx="4521188" cy="2980775"/>
+            <wp:effectExtent l="0" t="0" r="0" b="0"/>
             <wp:docPr id="1557379682" name="Рисунок 1"/>
             <wp:cNvGraphicFramePr>
               <a:graphicFrameLocks xmlns:a="http://schemas.openxmlformats.org/drawingml/2006/main" noChangeAspect="1"/>
@@ -4122,7 +4088,7 @@
                   <pic:spPr>
                     <a:xfrm>
                       <a:off x="0" y="0"/>
-                      <a:ext cx="5550488" cy="3659382"/>
+                      <a:ext cx="4535753" cy="2990378"/>
                     </a:xfrm>
                     <a:prstGeom prst="rect">
                       <a:avLst/>
@@ -4137,13 +4103,19 @@
     </w:p>
     <w:p>
       <w:pPr>
-        <w:pStyle w:val="-"/>
-      </w:pPr>
-      <w:r>
-        <w:t xml:space="preserve">Рисунок 3 – </w:t>
-      </w:r>
-      <w:r>
-        <w:t>Пример графиков, сгенерированных модулем анализа данных (лабораторная работа №3)</w:t>
+        <w:pStyle w:val="affe"/>
+        <w:jc w:val="center"/>
+        <w:rPr>
+          <w:sz w:val="28"/>
+          <w:szCs w:val="28"/>
+        </w:rPr>
+      </w:pPr>
+      <w:r>
+        <w:rPr>
+          <w:sz w:val="28"/>
+          <w:szCs w:val="28"/>
+        </w:rPr>
+        <w:t>Рисунок 3 – Пример графиков, сгенерированных модулем анализа данных (лабораторная работа №3)</w:t>
       </w:r>
     </w:p>
     <w:p>
@@ -4515,13 +4487,6 @@
         </w:rPr>
         <w:t>22.0.0</w:t>
       </w:r>
-    </w:p>
-    <w:p>
-      <w:pPr>
-        <w:rPr>
-          <w:rFonts w:ascii="Verdana" w:hAnsi="Verdana"/>
-        </w:rPr>
-      </w:pPr>
     </w:p>
     <w:sectPr>
       <w:footerReference w:type="default" r:id="rId15"/>
